--- a/klagomålsmail/Maskaure Maddagielas N, 68,3 ha FSC-klagomål mail.docx
+++ b/klagomålsmail/Maskaure Maddagielas N, 68,3 ha FSC-klagomål mail.docx
@@ -11,7 +11,7 @@
     </w:p>
     <w:p>
       <w:r>
-        <w:t>Vi vill informera om att det i och inom 17 meter från området Maskaure Maddagielas N, 68,3 ha i Arjeplogs kommun har hittats 40 naturvårdsarter varav 24 är rödlistade.</w:t>
+        <w:t>Vi vill informera om att det i och inom 17 meter från området Maskaure Maddagielas N, 68,3 ha i Arjeplogs kommun har hittats 41 naturvårdsarter varav 24 är rödlistade.</w:t>
       </w:r>
     </w:p>
     <w:p>

--- a/klagomålsmail/Maskaure Maddagielas N, 68,3 ha FSC-klagomål mail.docx
+++ b/klagomålsmail/Maskaure Maddagielas N, 68,3 ha FSC-klagomål mail.docx
@@ -11,7 +11,7 @@
     </w:p>
     <w:p>
       <w:r>
-        <w:t>Vi vill informera om att det i och inom 17 meter från området Maskaure Maddagielas N, 68,3 ha i Arjeplogs kommun har hittats 41 naturvårdsarter varav 24 är rödlistade.</w:t>
+        <w:t>Vi vill informera om att det i och inom 17 meter från området Maskaure Maddagielas N, 68,3 ha i Arjeplogs kommun har hittats 42 naturvårdsarter varav 25 är rödlistade.</w:t>
       </w:r>
     </w:p>
     <w:p>

--- a/klagomålsmail/Maskaure Maddagielas N, 68,3 ha FSC-klagomål mail.docx
+++ b/klagomålsmail/Maskaure Maddagielas N, 68,3 ha FSC-klagomål mail.docx
@@ -11,7 +11,7 @@
     </w:p>
     <w:p>
       <w:r>
-        <w:t>Vi vill informera om att det i och inom 17 meter från området Maskaure Maddagielas N, 68,3 ha i Arjeplogs kommun har hittats 42 naturvårdsarter varav 25 är rödlistade.</w:t>
+        <w:t>Vi vill informera om att det i och inom 18 meter från området Maskaure Maddagielas N, 68,3 ha i Arjeplogs kommun har hittats 42 naturvårdsarter varav 25 är rödlistade.</w:t>
       </w:r>
     </w:p>
     <w:p>

--- a/klagomålsmail/Maskaure Maddagielas N, 68,3 ha FSC-klagomål mail.docx
+++ b/klagomålsmail/Maskaure Maddagielas N, 68,3 ha FSC-klagomål mail.docx
@@ -11,7 +11,7 @@
     </w:p>
     <w:p>
       <w:r>
-        <w:t>Vi vill informera om att det i och inom 18 meter från området Maskaure Maddagielas N, 68,3 ha i Arjeplogs kommun har hittats 42 naturvårdsarter varav 25 är rödlistade.</w:t>
+        <w:t>Vi vill informera om att det i och inom 18 meter från området Maskaure Maddagielas N, 68,3 ha i Arjeplogs kommun har hittats 41 naturvårdsarter varav 25 är rödlistade.</w:t>
       </w:r>
     </w:p>
     <w:p>

--- a/klagomålsmail/Maskaure Maddagielas N, 68,3 ha FSC-klagomål mail.docx
+++ b/klagomålsmail/Maskaure Maddagielas N, 68,3 ha FSC-klagomål mail.docx
@@ -11,7 +11,7 @@
     </w:p>
     <w:p>
       <w:r>
-        <w:t>Vi vill informera om att det i och inom 18 meter från området Maskaure Maddagielas N, 68,3 ha i Arjeplogs kommun har hittats 41 naturvårdsarter varav 25 är rödlistade.</w:t>
+        <w:t>Vi vill informera om att det i och inom 18 meter från området Maskaure Maddagielas N, 68,3 ha i Arjeplogs kommun har hittats 42 naturvårdsarter varav 25 är rödlistade.</w:t>
       </w:r>
     </w:p>
     <w:p>
